--- a/writeups/docx/08_qldpc_builder.docx
+++ b/writeups/docx/08_qldpc_builder.docx
@@ -42,7 +42,7 @@
         <w:spacing w:after="120"/>
       </w:pPr>
       <w:r>
-        <w:t>Quantum low-density parity-check (qLDPC) codes promise far lower physical-qubit overhead than the surface code by encoding many logical qubits per block. The bivariate-bicycle and generalized-bicycle families were constructed from scratch over GF(2), together with a hypergraph-product toric code as a surface-family baseline, and their logical operators and encoding rates were computed exactly. A belief-propagation decoder with order-0 ordered-statistics post-processing (BP+OSD) was implemented directly, so that the study reproduces on any interpreter without a compiled dependency; the compiled ldpc package is supported as an optional faster backend. Under the code-capacity bit-flip model, a distance-comparable bivariate-bicycle code matched the toric baseline's logical error rate while encoding several times as many logical qubits per physical qubit, illustrating the qLDPC rate advantage. The block logical error rate of the highest-rate code was correspondingly larger because it aggregates over more logical qubits, an honestly reported trade-off.</w:t>
+        <w:t>Quantum low-density parity-check (qLDPC) codes promise far lower physical-qubit overhead than the surface code by encoding many logical qubits per block. The bivariate-bicycle and generalized-bicycle families were constructed from scratch over GF(2), together with a hypergraph-product toric code as a surface-family baseline, and their logical operators and encoding rates were computed exactly. A belief-propagation decoder with order-0 ordered-statistics post-processing (BP+OSD) was implemented directly, so that the study reproduces on any interpreter without a compiled dependency; the compiled ldpc package is supported as an optional faster backend. Under the code-capacity bit-flip model, a distance-comparable bivariate-bicycle code matched the toric baseline's logical error rate while encoding several times as many logical qubits per physical qubit, illustrating the qLDPC rate advantage. The block logical error rate of the highest-rate code was correspondingly larger because it aggregates over more logical qubits.</w:t>
       </w:r>
     </w:p>
     <w:p>
@@ -60,7 +60,7 @@
     </w:p>
     <w:p>
       <w:r>
-        <w:t>This work was undertaken to build those codes from first principles and to decode them with the decoder they were designed for, belief propagation with ordered-statistics post-processing, in order to demonstrate the rate advantage of qLDPC codes over the surface code on a common, reproducible footing.</w:t>
+        <w:t>This work was undertaken to build those codes from first principles and to decode them with the decoder they were designed for, belief propagation with ordered-statistics post-processing, in order to quantify the rate advantage of qLDPC codes over the surface code on a common, reproducible footing.</w:t>
       </w:r>
     </w:p>
     <w:p>
